--- a/report-rules.docx
+++ b/report-rules.docx
@@ -849,9 +849,13 @@
         <w:t xml:space="preserve">in which Pacman chooses an action based on ordered rules. </w:t>
       </w:r>
       <w:r>
-        <w:t>First, it checks for ghosts in all directions; if any are detected, the agent avoids those directions and chooses a safer path. Among the safe options, it prefers moves with higher mobility (more future exits) to reduce the risk of getting trapped and avoids reversing direction unless necessary. If multiple safe moves are still possible, it selects the one that maximizes the distance from the nearest ghost using maze distance. If no ghost is detected, the agent switches to a goal-oriented behavior by moving toward the nearest food (dot or power pellet), again avoiding reversing direction and choosing the path that minimizes maze distance. This results in a simple reflex agent enhanced with better decision-making for safety and navigation</w:t>
+        <w:t xml:space="preserve">First, it checks for ghosts in all directions; if any are detected, the agent avoids those directions and chooses a safer path. Among the safe options, it prefers moves with higher mobility (more future exits) to reduce the risk of getting trapped and avoids reversing direction unless necessary. If multiple safe moves are still possible, it selects the one that maximizes the distance from the nearest ghost using maze distance. If no ghost is detected, the agent switches to a goal-oriented behavior by moving toward the nearest food (dot or power pellet), again avoiding reversing direction and choosing the path that minimizes maze distance. This results in a simple reflex agent enhanced with better decision-making for safety and </w:t>
+      </w:r>
+      <w:r>
+        <w:t xml:space="preserve">navigation. This strategy leads to a WIN oriented approach rather than a max score approach. </w:t>
       </w:r>
     </w:p>
+    <w:p/>
     <w:tbl>
       <w:tblPr>
         <w:tblStyle w:val="TableGrid"/>
@@ -1462,6 +1466,7 @@
           </w:tcPr>
           <w:p>
             <w:r>
+              <w:lastRenderedPageBreak/>
               <w:t>R6</w:t>
             </w:r>
           </w:p>
@@ -1497,6 +1502,66 @@
           <w:szCs w:val="24"/>
         </w:rPr>
       </w:pPr>
+    </w:p>
+    <w:p>
+      <w:pPr>
+        <w:rPr>
+          <w:sz w:val="24"/>
+          <w:szCs w:val="24"/>
+        </w:rPr>
+      </w:pPr>
+      <w:r>
+        <w:rPr>
+          <w:sz w:val="24"/>
+          <w:szCs w:val="24"/>
+        </w:rPr>
+        <w:t xml:space="preserve">The WIN vs Max Score dilemma </w:t>
+      </w:r>
+      <w:r>
+        <w:rPr>
+          <w:sz w:val="24"/>
+          <w:szCs w:val="24"/>
+        </w:rPr>
+        <w:br/>
+      </w:r>
+      <w:r>
+        <w:t>Depending on the chosen strategy, you may either achieve a higher win rate or a higher score, but these are usually inversely related. A more conservative, risk-averse strategy focused on collecting food tends to increase the chances of winning, but results in lower scores. In contrast, a more aggressive strategy that involves chasing ghosts can lead to higher scores, but often reduces the overall win rate. This trade-off is reflected in the results shown below.</w:t>
+      </w:r>
+    </w:p>
+    <w:p>
+      <w:pPr>
+        <w:rPr>
+          <w:sz w:val="24"/>
+          <w:szCs w:val="24"/>
+        </w:rPr>
+      </w:pPr>
+      <w:r>
+        <w:rPr>
+          <w:sz w:val="24"/>
+          <w:szCs w:val="24"/>
+        </w:rPr>
+        <w:t xml:space="preserve">Manhattan vs Maze distance discussion </w:t>
+      </w:r>
+    </w:p>
+    <w:p>
+      <w:pPr>
+        <w:rPr>
+          <w:sz w:val="24"/>
+          <w:szCs w:val="24"/>
+        </w:rPr>
+      </w:pPr>
+      <w:r>
+        <w:t>The provided game engine computes distances using Manhattan distance, which ignores obstacles such as walls. This limitation led to issues in the Mark1 agent, where Pacman could become trapped in local loops while navigating around obstacles without making real progress toward food. Two potential solutions were considered: incorporating memory to prevent revisiting recent positions, or replacing Manhattan distance with maze distance. The latter is more effective, as maze distance applies a breadth-first search algorithm that accounts for walls, producing a more accurate representation of actual path distance.</w:t>
+      </w:r>
+      <w:bookmarkStart w:id="0" w:name="_GoBack"/>
+      <w:bookmarkEnd w:id="0"/>
+      <w:r>
+        <w:rPr>
+          <w:sz w:val="24"/>
+          <w:szCs w:val="24"/>
+        </w:rPr>
+        <w:t xml:space="preserve"> </w:t>
+      </w:r>
     </w:p>
     <w:p>
       <w:pPr>
@@ -1515,7 +1580,6 @@
           <w:sz w:val="28"/>
           <w:szCs w:val="28"/>
         </w:rPr>
-        <w:lastRenderedPageBreak/>
         <w:t>pacma</w:t>
       </w:r>
       <w:r>
@@ -1832,6 +1896,7 @@
           </w:tcPr>
           <w:p>
             <w:r>
+              <w:lastRenderedPageBreak/>
               <w:t>Distance from Pacman to scared ghosts (using Maze distance)</w:t>
             </w:r>
           </w:p>
@@ -2157,7 +2222,6 @@
           <w:sz w:val="28"/>
           <w:szCs w:val="28"/>
         </w:rPr>
-        <w:lastRenderedPageBreak/>
         <w:t>pacma</w:t>
       </w:r>
       <w:r>
@@ -2444,6 +2508,7 @@
           </w:tcPr>
           <w:p>
             <w:r>
+              <w:lastRenderedPageBreak/>
               <w:t>states of ghosts scared or active (non-scared)</w:t>
             </w:r>
           </w:p>
@@ -2537,10 +2602,7 @@
     <w:p/>
     <w:p/>
     <w:p/>
-    <w:p>
-      <w:bookmarkStart w:id="0" w:name="_GoBack"/>
-      <w:bookmarkEnd w:id="0"/>
-    </w:p>
+    <w:p/>
     <w:p/>
     <w:p/>
     <w:p/>
@@ -2574,7 +2636,6 @@
                 <w:b/>
                 <w:bCs/>
               </w:rPr>
-              <w:lastRenderedPageBreak/>
               <w:t>Production rules(table):</w:t>
             </w:r>
           </w:p>
